--- a/docs/downloads/07-how-we-work-with-ai-agents.docx
+++ b/docs/downloads/07-how-we-work-with-ai-agents.docx
@@ -67,7 +67,7 @@
               <a:graphicData uri="http://schemas.openxmlformats.org/drawingml/2006/picture">
                 <pic:pic>
                   <pic:nvPicPr>
-                    <pic:cNvPr descr="/tmp/tmpb7fcviaa/07-how-we-work-with-ai-agents-1.png" id="22" name="Picture"/>
+                    <pic:cNvPr descr="/tmp/tmpm33eht53/07-how-we-work-with-ai-agents-1.png" id="22" name="Picture"/>
                     <pic:cNvPicPr>
                       <a:picLocks noChangeArrowheads="1" noChangeAspect="1"/>
                     </pic:cNvPicPr>
@@ -198,7 +198,7 @@
               <a:graphicData uri="http://schemas.openxmlformats.org/drawingml/2006/picture">
                 <pic:pic>
                   <pic:nvPicPr>
-                    <pic:cNvPr descr="/tmp/tmpb7fcviaa/07-how-we-work-with-ai-agents-2.png" id="26" name="Picture"/>
+                    <pic:cNvPr descr="/tmp/tmpm33eht53/07-how-we-work-with-ai-agents-2.png" id="26" name="Picture"/>
                     <pic:cNvPicPr>
                       <a:picLocks noChangeArrowheads="1" noChangeAspect="1"/>
                     </pic:cNvPicPr>
@@ -624,7 +624,7 @@
               <w:jc w:val="left"/>
             </w:pPr>
             <w:r>
-              <w:t xml:space="preserve">Re-run it and get exactly the same 71.0% / 96.6%</w:t>
+              <w:t xml:space="preserve">Re-run it and get exactly the same 71.0% / 90.2% realistic / 99.0% ceiling</w:t>
             </w:r>
           </w:p>
         </w:tc>

--- a/docs/downloads/07-how-we-work-with-ai-agents.docx
+++ b/docs/downloads/07-how-we-work-with-ai-agents.docx
@@ -67,7 +67,7 @@
               <a:graphicData uri="http://schemas.openxmlformats.org/drawingml/2006/picture">
                 <pic:pic>
                   <pic:nvPicPr>
-                    <pic:cNvPr descr="/tmp/tmpm33eht53/07-how-we-work-with-ai-agents-1.png" id="22" name="Picture"/>
+                    <pic:cNvPr descr="/tmp/tmp57pkfi58/07-how-we-work-with-ai-agents-1.png" id="22" name="Picture"/>
                     <pic:cNvPicPr>
                       <a:picLocks noChangeArrowheads="1" noChangeAspect="1"/>
                     </pic:cNvPicPr>
@@ -198,7 +198,7 @@
               <a:graphicData uri="http://schemas.openxmlformats.org/drawingml/2006/picture">
                 <pic:pic>
                   <pic:nvPicPr>
-                    <pic:cNvPr descr="/tmp/tmpm33eht53/07-how-we-work-with-ai-agents-2.png" id="26" name="Picture"/>
+                    <pic:cNvPr descr="/tmp/tmp57pkfi58/07-how-we-work-with-ai-agents-2.png" id="26" name="Picture"/>
                     <pic:cNvPicPr>
                       <a:picLocks noChangeArrowheads="1" noChangeAspect="1"/>
                     </pic:cNvPicPr>
